--- a/data/imports/WA/Workflow/Frameword_B/Session_B/WA-Implementation-Instruction-v5-20260327.docx
+++ b/data/imports/WA/Workflow/Frameword_B/Session_B/WA-Implementation-Instruction-v5-20260327.docx
@@ -4617,6 +4617,1029 @@
           <w:szCs w:val="22"/>
         </w:rPr>
         <w:t xml:space="preserve"/>
+      </w:r>
+    </w:p>
+    <w:p>
+      <w:pPr>
+        <w:pStyle w:val="Heading1"/>
+        <w:spacing w:before="300" w:after="120"/>
+        <w:outlineLvl w:val="0"/>
+      </w:pPr>
+      <w:r>
+        <w:rPr>
+          <w:rFonts w:ascii="Arial" w:cs="Arial" w:eastAsia="Arial" w:hAnsi="Arial"/>
+          <w:b/>
+          <w:color w:val="2E4A7A"/>
+          <w:sz w:val="32"/>
+          <w:szCs w:val="32"/>
+        </w:rPr>
+        <w:t>Task 8 — Session B JSON Database Preparation</w:t>
+      </w:r>
+    </w:p>
+    <w:p>
+      <w:pPr>
+        <w:pStyle w:val="Heading2"/>
+        <w:spacing w:before="240" w:after="100"/>
+        <w:outlineLvl w:val="1"/>
+      </w:pPr>
+      <w:r>
+        <w:rPr>
+          <w:rFonts w:ascii="Arial" w:cs="Arial" w:hAnsi="Arial"/>
+          <w:b/>
+          <w:color w:val="2E4A7A"/>
+          <w:sz w:val="28"/>
+          <w:szCs w:val="28"/>
+        </w:rPr>
+        <w:t>8.1 The Gap</w:t>
+      </w:r>
+    </w:p>
+    <w:p>
+      <w:r>
+        <w:rPr>
+          <w:rFonts w:ascii="Arial" w:cs="Arial" w:hAnsi="Arial"/>
+          <w:sz w:val="22"/>
+          <w:szCs w:val="22"/>
+        </w:rPr>
+        <w:t xml:space="preserve">The Session B JSON produced by WA-SessionB-Extraction-Instruction-v5 maps several new data categories that have no dedicated home in the current schema (v3.6.0). The Extraction Instruction uses interim mappings (status_note fields, category_hint) as a workaround. This task replaces those interim mappings with proper dedicated fields and tables.</w:t>
+      </w:r>
+    </w:p>
+    <w:p>
+      <w:r>
+        <w:rPr>
+          <w:rFonts w:ascii="Arial" w:cs="Arial" w:hAnsi="Arial"/>
+          <w:sz w:val="22"/>
+        </w:rPr>
+        <w:t/>
+      </w:r>
+    </w:p>
+    <w:p>
+      <w:pPr>
+        <w:pStyle w:val="Heading2"/>
+        <w:spacing w:before="240" w:after="100"/>
+        <w:outlineLvl w:val="1"/>
+      </w:pPr>
+      <w:r>
+        <w:rPr>
+          <w:rFonts w:ascii="Arial" w:cs="Arial" w:hAnsi="Arial"/>
+          <w:b/>
+          <w:color w:val="2E4A7A"/>
+          <w:sz w:val="28"/>
+          <w:szCs w:val="28"/>
+        </w:rPr>
+        <w:t>8.2 New Fields on wa_term_inventory</w:t>
+      </w:r>
+    </w:p>
+    <w:p>
+      <w:r>
+        <w:rPr>
+          <w:rFonts w:ascii="Arial" w:cs="Arial" w:hAnsi="Arial"/>
+          <w:sz w:val="22"/>
+          <w:szCs w:val="22"/>
+        </w:rPr>
+        <w:t xml:space="preserve">The evidential_status and retention_note fields belong on wa_term_inventory — one record per term per registry file. These replace the interim use of status_note.</w:t>
+      </w:r>
+    </w:p>
+    <w:p>
+      <w:r>
+        <w:rPr>
+          <w:rFonts w:ascii="Arial" w:cs="Arial" w:hAnsi="Arial"/>
+          <w:sz w:val="22"/>
+        </w:rPr>
+        <w:t/>
+      </w:r>
+    </w:p>
+    <w:tbl>
+      <w:tblPr>
+        <w:tblW w:w="9360" w:type="dxa"/>
+        <w:tblBorders>
+          <w:top w:val="single" w:sz="1" w:color="F4F4F4"/>
+          <w:left w:val="single" w:sz="1" w:color="F4F4F4"/>
+          <w:bottom w:val="single" w:sz="1" w:color="F4F4F4"/>
+          <w:right w:val="single" w:sz="1" w:color="F4F4F4"/>
+          <w:insideH w:val="single" w:sz="1" w:color="F4F4F4"/>
+          <w:insideV w:val="single" w:sz="1" w:color="F4F4F4"/>
+        </w:tblBorders>
+      </w:tblPr>
+      <w:tblGrid>
+        <w:gridCol w:w="9360"/>
+      </w:tblGrid>
+      <w:tr>
+        <w:tc>
+          <w:tcPr>
+            <w:tcW w:w="9360" w:type="dxa"/>
+            <w:shd w:val="clear" w:color="auto" w:fill="F4F4F4"/>
+            <w:tcMar>
+              <w:top w:w="120" w:type="dxa"/>
+              <w:left w:w="180" w:type="dxa"/>
+              <w:bottom w:w="120" w:type="dxa"/>
+              <w:right w:w="180" w:type="dxa"/>
+            </w:tcMar>
+          </w:tcPr>
+          <w:p>
+            <w:r>
+              <w:rPr>
+                <w:rFonts w:ascii="Courier New" w:cs="Courier New" w:hAnsi="Courier New"/>
+                <w:sz w:val="18"/>
+                <w:szCs w:val="18"/>
+              </w:rPr>
+              <w:t xml:space="preserve">ALTER TABLE wa_term_inventory ADD COLUMN evidential_status TEXT DEFAULT NULL;
+ALTER TABLE wa_term_inventory ADD COLUMN retention_note TEXT DEFAULT NULL;</w:t>
+            </w:r>
+          </w:p>
+        </w:tc>
+      </w:tr>
+    </w:tbl>
+    <w:p>
+      <w:r>
+        <w:rPr>
+          <w:rFonts w:ascii="Arial" w:cs="Arial" w:hAnsi="Arial"/>
+          <w:sz w:val="22"/>
+        </w:rPr>
+        <w:t/>
+      </w:r>
+    </w:p>
+    <w:p>
+      <w:r>
+        <w:rPr>
+          <w:rFonts w:ascii="Arial" w:cs="Arial" w:hAnsi="Arial"/>
+          <w:sz w:val="22"/>
+          <w:szCs w:val="22"/>
+        </w:rPr>
+        <w:t xml:space="preserve">Valid values for evidential_status: confirmed | plausible | uncertain | instrumental | relational_only. See WA-Reference-v5 Section 10.</w:t>
+      </w:r>
+    </w:p>
+    <w:p>
+      <w:r>
+        <w:rPr>
+          <w:rFonts w:ascii="Arial" w:cs="Arial" w:hAnsi="Arial"/>
+          <w:sz w:val="22"/>
+        </w:rPr>
+        <w:t/>
+      </w:r>
+    </w:p>
+    <w:p>
+      <w:pPr>
+        <w:pStyle w:val="Heading2"/>
+        <w:spacing w:before="240" w:after="100"/>
+        <w:outlineLvl w:val="1"/>
+      </w:pPr>
+      <w:r>
+        <w:rPr>
+          <w:rFonts w:ascii="Arial" w:cs="Arial" w:hAnsi="Arial"/>
+          <w:b/>
+          <w:color w:val="2E4A7A"/>
+          <w:sz w:val="28"/>
+          <w:szCs w:val="28"/>
+        </w:rPr>
+        <w:t>8.3 New Fields on word_registry</w:t>
+      </w:r>
+    </w:p>
+    <w:p>
+      <w:r>
+        <w:rPr>
+          <w:rFonts w:ascii="Arial" w:cs="Arial" w:hAnsi="Arial"/>
+          <w:sz w:val="22"/>
+          <w:szCs w:val="22"/>
+        </w:rPr>
+        <w:t xml:space="preserve">The inner being standing classification and carry_forward flag belong on word_registry. They replace the interim use of category_hint.</w:t>
+      </w:r>
+    </w:p>
+    <w:p>
+      <w:r>
+        <w:rPr>
+          <w:rFonts w:ascii="Arial" w:cs="Arial" w:hAnsi="Arial"/>
+          <w:sz w:val="22"/>
+        </w:rPr>
+        <w:t/>
+      </w:r>
+    </w:p>
+    <w:tbl>
+      <w:tblPr>
+        <w:tblW w:w="9360" w:type="dxa"/>
+        <w:tblBorders>
+          <w:top w:val="single" w:sz="1" w:color="F4F4F4"/>
+          <w:left w:val="single" w:sz="1" w:color="F4F4F4"/>
+          <w:bottom w:val="single" w:sz="1" w:color="F4F4F4"/>
+          <w:right w:val="single" w:sz="1" w:color="F4F4F4"/>
+          <w:insideH w:val="single" w:sz="1" w:color="F4F4F4"/>
+          <w:insideV w:val="single" w:sz="1" w:color="F4F4F4"/>
+        </w:tblBorders>
+      </w:tblPr>
+      <w:tblGrid>
+        <w:gridCol w:w="9360"/>
+      </w:tblGrid>
+      <w:tr>
+        <w:tc>
+          <w:tcPr>
+            <w:tcW w:w="9360" w:type="dxa"/>
+            <w:shd w:val="clear" w:color="auto" w:fill="F4F4F4"/>
+            <w:tcMar>
+              <w:top w:w="120" w:type="dxa"/>
+              <w:left w:w="180" w:type="dxa"/>
+              <w:bottom w:w="120" w:type="dxa"/>
+              <w:right w:w="180" w:type="dxa"/>
+            </w:tcMar>
+          </w:tcPr>
+          <w:p>
+            <w:r>
+              <w:rPr>
+                <w:rFonts w:ascii="Courier New" w:cs="Courier New" w:hAnsi="Courier New"/>
+                <w:sz w:val="18"/>
+                <w:szCs w:val="18"/>
+              </w:rPr>
+              <w:t xml:space="preserve">ALTER TABLE word_registry ADD COLUMN sb_classification TEXT DEFAULT NULL;
+ALTER TABLE word_registry ADD COLUMN sb_classification_reasoning TEXT DEFAULT NULL;
+ALTER TABLE word_registry ADD COLUMN carry_forward INTEGER DEFAULT 1;</w:t>
+            </w:r>
+          </w:p>
+        </w:tc>
+      </w:tr>
+    </w:tbl>
+    <w:p>
+      <w:r>
+        <w:rPr>
+          <w:rFonts w:ascii="Arial" w:cs="Arial" w:hAnsi="Arial"/>
+          <w:sz w:val="22"/>
+        </w:rPr>
+        <w:t/>
+      </w:r>
+    </w:p>
+    <w:p>
+      <w:r>
+        <w:rPr>
+          <w:rFonts w:ascii="Arial" w:cs="Arial" w:hAnsi="Arial"/>
+          <w:sz w:val="22"/>
+          <w:szCs w:val="22"/>
+        </w:rPr>
+        <w:t xml:space="preserve">Valid values for sb_classification: confirmed_characteristic | plausible | uncertain | instrumental | relational_only. carry_forward is 1 (true) by default — explicitly set to 0 only when researcher has excluded a word.</w:t>
+      </w:r>
+    </w:p>
+    <w:p>
+      <w:r>
+        <w:rPr>
+          <w:rFonts w:ascii="Arial" w:cs="Arial" w:hAnsi="Arial"/>
+          <w:sz w:val="22"/>
+        </w:rPr>
+        <w:t/>
+      </w:r>
+    </w:p>
+    <w:p>
+      <w:pPr>
+        <w:pStyle w:val="Heading2"/>
+        <w:spacing w:before="240" w:after="100"/>
+        <w:outlineLvl w:val="1"/>
+      </w:pPr>
+      <w:r>
+        <w:rPr>
+          <w:rFonts w:ascii="Arial" w:cs="Arial" w:hAnsi="Arial"/>
+          <w:b/>
+          <w:color w:val="2E4A7A"/>
+          <w:sz w:val="28"/>
+          <w:szCs w:val="28"/>
+        </w:rPr>
+        <w:t>8.4 New Table: wa_session_b_dimensions</w:t>
+      </w:r>
+    </w:p>
+    <w:p>
+      <w:r>
+        <w:rPr>
+          <w:rFonts w:ascii="Arial" w:cs="Arial" w:hAnsi="Arial"/>
+          <w:sz w:val="22"/>
+          <w:szCs w:val="22"/>
+        </w:rPr>
+        <w:t xml:space="preserve">The dimensional profile (relational_environment, spirit_soul_body, inner_operations, being) is a structured multi-field record per registry. Rather than serialising it into wa_session_research_flags, it deserves a dedicated table for clean querying at Session D.</w:t>
+      </w:r>
+    </w:p>
+    <w:p>
+      <w:r>
+        <w:rPr>
+          <w:rFonts w:ascii="Arial" w:cs="Arial" w:hAnsi="Arial"/>
+          <w:sz w:val="22"/>
+        </w:rPr>
+        <w:t/>
+      </w:r>
+    </w:p>
+    <w:tbl>
+      <w:tblPr>
+        <w:tblW w:w="9360" w:type="dxa"/>
+        <w:tblBorders>
+          <w:top w:val="single" w:sz="1" w:color="F4F4F4"/>
+          <w:left w:val="single" w:sz="1" w:color="F4F4F4"/>
+          <w:bottom w:val="single" w:sz="1" w:color="F4F4F4"/>
+          <w:right w:val="single" w:sz="1" w:color="F4F4F4"/>
+          <w:insideH w:val="single" w:sz="1" w:color="F4F4F4"/>
+          <w:insideV w:val="single" w:sz="1" w:color="F4F4F4"/>
+        </w:tblBorders>
+      </w:tblPr>
+      <w:tblGrid>
+        <w:gridCol w:w="9360"/>
+      </w:tblGrid>
+      <w:tr>
+        <w:tc>
+          <w:tcPr>
+            <w:tcW w:w="9360" w:type="dxa"/>
+            <w:shd w:val="clear" w:color="auto" w:fill="F4F4F4"/>
+            <w:tcMar>
+              <w:top w:w="120" w:type="dxa"/>
+              <w:left w:w="180" w:type="dxa"/>
+              <w:bottom w:w="120" w:type="dxa"/>
+              <w:right w:w="180" w:type="dxa"/>
+            </w:tcMar>
+          </w:tcPr>
+          <w:p>
+            <w:r>
+              <w:rPr>
+                <w:rFonts w:ascii="Courier New" w:cs="Courier New" w:hAnsi="Courier New"/>
+                <w:sz w:val="18"/>
+                <w:szCs w:val="18"/>
+              </w:rPr>
+              <w:t xml:space="preserve">CREATE TABLE IF NOT EXISTS wa_session_b_dimensions (
+  id INTEGER PRIMARY KEY,
+  registry_id INTEGER NOT NULL,
+  file_id INTEGER,
+  relational_environment INTEGER DEFAULT 0,
+  relational_environment_note TEXT,
+  spirit_soul_body INTEGER DEFAULT 0,
+  spirit_soul_body_note TEXT,
+  inner_operations INTEGER DEFAULT 0,
+  inner_operations_note TEXT,
+  being INTEGER DEFAULT 0,
+  being_note TEXT,
+  raised_date TEXT NOT NULL,
+  session_b_instruction TEXT NOT NULL
+);</w:t>
+            </w:r>
+          </w:p>
+        </w:tc>
+      </w:tr>
+    </w:tbl>
+    <w:p>
+      <w:r>
+        <w:rPr>
+          <w:rFonts w:ascii="Arial" w:cs="Arial" w:hAnsi="Arial"/>
+          <w:sz w:val="22"/>
+        </w:rPr>
+        <w:t/>
+      </w:r>
+    </w:p>
+    <w:p>
+      <w:r>
+        <w:rPr>
+          <w:rFonts w:ascii="Arial" w:cs="Arial" w:hAnsi="Arial"/>
+          <w:sz w:val="22"/>
+          <w:szCs w:val="22"/>
+        </w:rPr>
+        <w:t xml:space="preserve">One record per registry. Boolean fields (0/1) for each dimension; note fields for the brief supporting observation from the narrative. This table is the primary data source for Session D dimensional analysis queries.</w:t>
+      </w:r>
+    </w:p>
+    <w:p>
+      <w:r>
+        <w:rPr>
+          <w:rFonts w:ascii="Arial" w:cs="Arial" w:hAnsi="Arial"/>
+          <w:sz w:val="22"/>
+        </w:rPr>
+        <w:t/>
+      </w:r>
+    </w:p>
+    <w:p>
+      <w:pPr>
+        <w:pStyle w:val="Heading2"/>
+        <w:spacing w:before="240" w:after="100"/>
+        <w:outlineLvl w:val="1"/>
+      </w:pPr>
+      <w:r>
+        <w:rPr>
+          <w:rFonts w:ascii="Arial" w:cs="Arial" w:hAnsi="Arial"/>
+          <w:b/>
+          <w:color w:val="2E4A7A"/>
+          <w:sz w:val="28"/>
+          <w:szCs w:val="28"/>
+        </w:rPr>
+        <w:t>8.5 New Table: wa_session_b_findings</w:t>
+      </w:r>
+    </w:p>
+    <w:p>
+      <w:r>
+        <w:rPr>
+          <w:rFonts w:ascii="Arial" w:cs="Arial" w:hAnsi="Arial"/>
+          <w:sz w:val="22"/>
+          <w:szCs w:val="22"/>
+        </w:rPr>
+        <w:t xml:space="preserve">Key findings from the Session B JSON currently map to wa_session_research_flags with flag_code SB_FINDING. This is workable but not optimal — findings have structure (type, anchor verses) that does not fit neatly into the flags table. A dedicated table is cleaner and more queryable.</w:t>
+      </w:r>
+    </w:p>
+    <w:p>
+      <w:r>
+        <w:rPr>
+          <w:rFonts w:ascii="Arial" w:cs="Arial" w:hAnsi="Arial"/>
+          <w:sz w:val="22"/>
+        </w:rPr>
+        <w:t/>
+      </w:r>
+    </w:p>
+    <w:tbl>
+      <w:tblPr>
+        <w:tblW w:w="9360" w:type="dxa"/>
+        <w:tblBorders>
+          <w:top w:val="single" w:sz="1" w:color="F4F4F4"/>
+          <w:left w:val="single" w:sz="1" w:color="F4F4F4"/>
+          <w:bottom w:val="single" w:sz="1" w:color="F4F4F4"/>
+          <w:right w:val="single" w:sz="1" w:color="F4F4F4"/>
+          <w:insideH w:val="single" w:sz="1" w:color="F4F4F4"/>
+          <w:insideV w:val="single" w:sz="1" w:color="F4F4F4"/>
+        </w:tblBorders>
+      </w:tblPr>
+      <w:tblGrid>
+        <w:gridCol w:w="9360"/>
+      </w:tblGrid>
+      <w:tr>
+        <w:tc>
+          <w:tcPr>
+            <w:tcW w:w="9360" w:type="dxa"/>
+            <w:shd w:val="clear" w:color="auto" w:fill="F4F4F4"/>
+            <w:tcMar>
+              <w:top w:w="120" w:type="dxa"/>
+              <w:left w:w="180" w:type="dxa"/>
+              <w:bottom w:w="120" w:type="dxa"/>
+              <w:right w:w="180" w:type="dxa"/>
+            </w:tcMar>
+          </w:tcPr>
+          <w:p>
+            <w:r>
+              <w:rPr>
+                <w:rFonts w:ascii="Courier New" w:cs="Courier New" w:hAnsi="Courier New"/>
+                <w:sz w:val="18"/>
+                <w:szCs w:val="18"/>
+              </w:rPr>
+              <w:t xml:space="preserve">CREATE TABLE IF NOT EXISTS wa_session_b_findings (
+  id INTEGER PRIMARY KEY,
+  finding_id TEXT NOT NULL UNIQUE,
+  registry_id INTEGER NOT NULL,
+  file_id INTEGER,
+  finding_type TEXT NOT NULL,
+  finding TEXT NOT NULL,
+  anchor_verses TEXT,
+  raised_date TEXT NOT NULL,
+  session_b_instruction TEXT NOT NULL
+);</w:t>
+            </w:r>
+          </w:p>
+        </w:tc>
+      </w:tr>
+    </w:tbl>
+    <w:p>
+      <w:r>
+        <w:rPr>
+          <w:rFonts w:ascii="Arial" w:cs="Arial" w:hAnsi="Arial"/>
+          <w:sz w:val="22"/>
+        </w:rPr>
+        <w:t/>
+      </w:r>
+    </w:p>
+    <w:p>
+      <w:r>
+        <w:rPr>
+          <w:rFonts w:ascii="Arial" w:cs="Arial" w:hAnsi="Arial"/>
+          <w:sz w:val="22"/>
+          <w:szCs w:val="22"/>
+        </w:rPr>
+        <w:t xml:space="preserve">finding_id follows the convention {nnn}-F{sequence} from the Session B JSON. finding_type valid values: etymology | verse_pattern | term_behaviour | theological_note | anomaly. anchor_verses stored as comma-separated reference list.</w:t>
+      </w:r>
+    </w:p>
+    <w:p>
+      <w:r>
+        <w:rPr>
+          <w:rFonts w:ascii="Arial" w:cs="Arial" w:hAnsi="Arial"/>
+          <w:sz w:val="22"/>
+        </w:rPr>
+        <w:t/>
+      </w:r>
+    </w:p>
+    <w:p>
+      <w:pPr>
+        <w:pStyle w:val="Heading2"/>
+        <w:spacing w:before="240" w:after="100"/>
+        <w:outlineLvl w:val="1"/>
+      </w:pPr>
+      <w:r>
+        <w:rPr>
+          <w:rFonts w:ascii="Arial" w:cs="Arial" w:hAnsi="Arial"/>
+          <w:b/>
+          <w:color w:val="2E4A7A"/>
+          <w:sz w:val="28"/>
+          <w:szCs w:val="28"/>
+        </w:rPr>
+        <w:t>8.6 Updated Database Mapping for Session B JSON</w:t>
+      </w:r>
+    </w:p>
+    <w:p>
+      <w:r>
+        <w:rPr>
+          <w:rFonts w:ascii="Arial" w:cs="Arial" w:hAnsi="Arial"/>
+          <w:sz w:val="22"/>
+          <w:szCs w:val="22"/>
+        </w:rPr>
+        <w:t xml:space="preserve">Once Task 8 is complete, the interim mappings in WA-SessionB-Extraction-Instruction-v5 Section 5 are replaced by the following definitive mappings:</w:t>
+      </w:r>
+    </w:p>
+    <w:p>
+      <w:r>
+        <w:rPr>
+          <w:rFonts w:ascii="Arial" w:cs="Arial" w:hAnsi="Arial"/>
+          <w:sz w:val="22"/>
+        </w:rPr>
+        <w:t/>
+      </w:r>
+    </w:p>
+    <w:tbl>
+      <w:tblPr>
+        <w:tblW w:w="9360" w:type="dxa"/>
+        <w:tblBorders>
+          <w:top w:val="single" w:sz="1" w:color="CCCCCC"/>
+          <w:left w:val="single" w:sz="1" w:color="CCCCCC"/>
+          <w:bottom w:val="single" w:sz="1" w:color="CCCCCC"/>
+          <w:right w:val="single" w:sz="1" w:color="CCCCCC"/>
+          <w:insideH w:val="single" w:sz="1" w:color="CCCCCC"/>
+          <w:insideV w:val="single" w:sz="1" w:color="CCCCCC"/>
+        </w:tblBorders>
+      </w:tblPr>
+      <w:tblGrid>
+        <w:gridCol w:w="3200"/>
+        <w:gridCol w:w="6160"/>
+      </w:tblGrid>
+      <w:tr>
+        <w:tc>
+          <w:tcPr>
+            <w:tcW w:w="3200" w:type="dxa"/>
+            <w:shd w:val="clear" w:color="auto" w:fill="2E4A7A"/>
+            <w:tcMar>
+              <w:top w:w="80" w:type="dxa"/>
+              <w:left w:w="120" w:type="dxa"/>
+              <w:bottom w:w="80" w:type="dxa"/>
+              <w:right w:w="120" w:type="dxa"/>
+            </w:tcMar>
+          </w:tcPr>
+          <w:p>
+            <w:r>
+              <w:rPr>
+                <w:rFonts w:ascii="Arial" w:cs="Arial" w:hAnsi="Arial"/>
+                <w:b/>
+                <w:color w:val="FFFFFF"/>
+                <w:sz w:val="20"/>
+              </w:rPr>
+              <w:t>JSON section</w:t>
+            </w:r>
+          </w:p>
+        </w:tc>
+        <w:tc>
+          <w:tcPr>
+            <w:tcW w:w="6160" w:type="dxa"/>
+            <w:shd w:val="clear" w:color="auto" w:fill="2E4A7A"/>
+            <w:tcMar>
+              <w:top w:w="80" w:type="dxa"/>
+              <w:left w:w="120" w:type="dxa"/>
+              <w:bottom w:w="80" w:type="dxa"/>
+              <w:right w:w="120" w:type="dxa"/>
+            </w:tcMar>
+          </w:tcPr>
+          <w:p>
+            <w:r>
+              <w:rPr>
+                <w:rFonts w:ascii="Arial" w:cs="Arial" w:hAnsi="Arial"/>
+                <w:b/>
+                <w:color w:val="FFFFFF"/>
+                <w:sz w:val="20"/>
+              </w:rPr>
+              <w:t>Definitive database target (replaces interim mapping)</w:t>
+            </w:r>
+          </w:p>
+        </w:tc>
+      </w:tr>
+      <w:tr>
+        <w:tc>
+          <w:tcPr>
+            <w:tcW w:w="3200" w:type="dxa"/>
+            <w:shd w:val="clear" w:color="auto" w:fill="F5F5F5"/>
+            <w:tcMar>
+              <w:top w:w="80" w:type="dxa"/>
+              <w:left w:w="120" w:type="dxa"/>
+              <w:bottom w:w="80" w:type="dxa"/>
+              <w:right w:w="120" w:type="dxa"/>
+            </w:tcMar>
+          </w:tcPr>
+          <w:p>
+            <w:r>
+              <w:rPr>
+                <w:rFonts w:ascii="Arial" w:cs="Arial" w:hAnsi="Arial"/>
+                <w:sz w:val="20"/>
+              </w:rPr>
+              <w:t>terms — evidential_status</w:t>
+            </w:r>
+          </w:p>
+        </w:tc>
+        <w:tc>
+          <w:tcPr>
+            <w:tcW w:w="6160" w:type="dxa"/>
+            <w:shd w:val="clear" w:color="auto" w:fill="FFFFFF"/>
+            <w:tcMar>
+              <w:top w:w="80" w:type="dxa"/>
+              <w:left w:w="120" w:type="dxa"/>
+              <w:bottom w:w="80" w:type="dxa"/>
+              <w:right w:w="120" w:type="dxa"/>
+            </w:tcMar>
+          </w:tcPr>
+          <w:p>
+            <w:r>
+              <w:rPr>
+                <w:rFonts w:ascii="Arial" w:cs="Arial" w:hAnsi="Arial"/>
+                <w:sz w:val="20"/>
+              </w:rPr>
+              <w:t>wa_term_inventory.evidential_status (new — Task 8.2)</w:t>
+            </w:r>
+          </w:p>
+        </w:tc>
+      </w:tr>
+      <w:tr>
+        <w:tc>
+          <w:tcPr>
+            <w:tcW w:w="3200" w:type="dxa"/>
+            <w:shd w:val="clear" w:color="auto" w:fill="F5F5F5"/>
+            <w:tcMar>
+              <w:top w:w="80" w:type="dxa"/>
+              <w:left w:w="120" w:type="dxa"/>
+              <w:bottom w:w="80" w:type="dxa"/>
+              <w:right w:w="120" w:type="dxa"/>
+            </w:tcMar>
+          </w:tcPr>
+          <w:p>
+            <w:r>
+              <w:rPr>
+                <w:rFonts w:ascii="Arial" w:cs="Arial" w:hAnsi="Arial"/>
+                <w:sz w:val="20"/>
+              </w:rPr>
+              <w:t>terms — retention_note</w:t>
+            </w:r>
+          </w:p>
+        </w:tc>
+        <w:tc>
+          <w:tcPr>
+            <w:tcW w:w="6160" w:type="dxa"/>
+            <w:shd w:val="clear" w:color="auto" w:fill="FFFFFF"/>
+            <w:tcMar>
+              <w:top w:w="80" w:type="dxa"/>
+              <w:left w:w="120" w:type="dxa"/>
+              <w:bottom w:w="80" w:type="dxa"/>
+              <w:right w:w="120" w:type="dxa"/>
+            </w:tcMar>
+          </w:tcPr>
+          <w:p>
+            <w:r>
+              <w:rPr>
+                <w:rFonts w:ascii="Arial" w:cs="Arial" w:hAnsi="Arial"/>
+                <w:sz w:val="20"/>
+              </w:rPr>
+              <w:t>wa_term_inventory.retention_note (new — Task 8.2)</w:t>
+            </w:r>
+          </w:p>
+        </w:tc>
+      </w:tr>
+      <w:tr>
+        <w:tc>
+          <w:tcPr>
+            <w:tcW w:w="3200" w:type="dxa"/>
+            <w:shd w:val="clear" w:color="auto" w:fill="F5F5F5"/>
+            <w:tcMar>
+              <w:top w:w="80" w:type="dxa"/>
+              <w:left w:w="120" w:type="dxa"/>
+              <w:bottom w:w="80" w:type="dxa"/>
+              <w:right w:w="120" w:type="dxa"/>
+            </w:tcMar>
+          </w:tcPr>
+          <w:p>
+            <w:r>
+              <w:rPr>
+                <w:rFonts w:ascii="Arial" w:cs="Arial" w:hAnsi="Arial"/>
+                <w:sz w:val="20"/>
+              </w:rPr>
+              <w:t>dimensions — all fields</w:t>
+            </w:r>
+          </w:p>
+        </w:tc>
+        <w:tc>
+          <w:tcPr>
+            <w:tcW w:w="6160" w:type="dxa"/>
+            <w:shd w:val="clear" w:color="auto" w:fill="FFFFFF"/>
+            <w:tcMar>
+              <w:top w:w="80" w:type="dxa"/>
+              <w:left w:w="120" w:type="dxa"/>
+              <w:bottom w:w="80" w:type="dxa"/>
+              <w:right w:w="120" w:type="dxa"/>
+            </w:tcMar>
+          </w:tcPr>
+          <w:p>
+            <w:r>
+              <w:rPr>
+                <w:rFonts w:ascii="Arial" w:cs="Arial" w:hAnsi="Arial"/>
+                <w:sz w:val="20"/>
+              </w:rPr>
+              <w:t>wa_session_b_dimensions (new table — Task 8.4)</w:t>
+            </w:r>
+          </w:p>
+        </w:tc>
+      </w:tr>
+      <w:tr>
+        <w:tc>
+          <w:tcPr>
+            <w:tcW w:w="3200" w:type="dxa"/>
+            <w:shd w:val="clear" w:color="auto" w:fill="F5F5F5"/>
+            <w:tcMar>
+              <w:top w:w="80" w:type="dxa"/>
+              <w:left w:w="120" w:type="dxa"/>
+              <w:bottom w:w="80" w:type="dxa"/>
+              <w:right w:w="120" w:type="dxa"/>
+            </w:tcMar>
+          </w:tcPr>
+          <w:p>
+            <w:r>
+              <w:rPr>
+                <w:rFonts w:ascii="Arial" w:cs="Arial" w:hAnsi="Arial"/>
+                <w:sz w:val="20"/>
+              </w:rPr>
+              <w:t>inner_being_standing — all fields</w:t>
+            </w:r>
+          </w:p>
+        </w:tc>
+        <w:tc>
+          <w:tcPr>
+            <w:tcW w:w="6160" w:type="dxa"/>
+            <w:shd w:val="clear" w:color="auto" w:fill="FFFFFF"/>
+            <w:tcMar>
+              <w:top w:w="80" w:type="dxa"/>
+              <w:left w:w="120" w:type="dxa"/>
+              <w:bottom w:w="80" w:type="dxa"/>
+              <w:right w:w="120" w:type="dxa"/>
+            </w:tcMar>
+          </w:tcPr>
+          <w:p>
+            <w:r>
+              <w:rPr>
+                <w:rFonts w:ascii="Arial" w:cs="Arial" w:hAnsi="Arial"/>
+                <w:sz w:val="20"/>
+              </w:rPr>
+              <w:t>word_registry.sb_classification + sb_classification_reasoning + carry_forward (new — Task 8.3)</w:t>
+            </w:r>
+          </w:p>
+        </w:tc>
+      </w:tr>
+      <w:tr>
+        <w:tc>
+          <w:tcPr>
+            <w:tcW w:w="3200" w:type="dxa"/>
+            <w:shd w:val="clear" w:color="auto" w:fill="F5F5F5"/>
+            <w:tcMar>
+              <w:top w:w="80" w:type="dxa"/>
+              <w:left w:w="120" w:type="dxa"/>
+              <w:bottom w:w="80" w:type="dxa"/>
+              <w:right w:w="120" w:type="dxa"/>
+            </w:tcMar>
+          </w:tcPr>
+          <w:p>
+            <w:r>
+              <w:rPr>
+                <w:rFonts w:ascii="Arial" w:cs="Arial" w:hAnsi="Arial"/>
+                <w:sz w:val="20"/>
+              </w:rPr>
+              <w:t>key_findings — all fields</w:t>
+            </w:r>
+          </w:p>
+        </w:tc>
+        <w:tc>
+          <w:tcPr>
+            <w:tcW w:w="6160" w:type="dxa"/>
+            <w:shd w:val="clear" w:color="auto" w:fill="FFFFFF"/>
+            <w:tcMar>
+              <w:top w:w="80" w:type="dxa"/>
+              <w:left w:w="120" w:type="dxa"/>
+              <w:bottom w:w="80" w:type="dxa"/>
+              <w:right w:w="120" w:type="dxa"/>
+            </w:tcMar>
+          </w:tcPr>
+          <w:p>
+            <w:r>
+              <w:rPr>
+                <w:rFonts w:ascii="Arial" w:cs="Arial" w:hAnsi="Arial"/>
+                <w:sz w:val="20"/>
+              </w:rPr>
+              <w:t>wa_session_b_findings (new table — Task 8.5)</w:t>
+            </w:r>
+          </w:p>
+        </w:tc>
+      </w:tr>
+      <w:tr>
+        <w:tc>
+          <w:tcPr>
+            <w:tcW w:w="3200" w:type="dxa"/>
+            <w:shd w:val="clear" w:color="auto" w:fill="F5F5F5"/>
+            <w:tcMar>
+              <w:top w:w="80" w:type="dxa"/>
+              <w:left w:w="120" w:type="dxa"/>
+              <w:bottom w:w="80" w:type="dxa"/>
+              <w:right w:w="120" w:type="dxa"/>
+            </w:tcMar>
+          </w:tcPr>
+          <w:p>
+            <w:r>
+              <w:rPr>
+                <w:rFonts w:ascii="Arial" w:cs="Arial" w:hAnsi="Arial"/>
+                <w:sz w:val="20"/>
+              </w:rPr>
+              <w:t>data_flags — all fields</w:t>
+            </w:r>
+          </w:p>
+        </w:tc>
+        <w:tc>
+          <w:tcPr>
+            <w:tcW w:w="6160" w:type="dxa"/>
+            <w:shd w:val="clear" w:color="auto" w:fill="FFFFFF"/>
+            <w:tcMar>
+              <w:top w:w="80" w:type="dxa"/>
+              <w:left w:w="120" w:type="dxa"/>
+              <w:bottom w:w="80" w:type="dxa"/>
+              <w:right w:w="120" w:type="dxa"/>
+            </w:tcMar>
+          </w:tcPr>
+          <w:p>
+            <w:r>
+              <w:rPr>
+                <w:rFonts w:ascii="Arial" w:cs="Arial" w:hAnsi="Arial"/>
+                <w:sz w:val="20"/>
+              </w:rPr>
+              <w:t>wa_term_phase2_flags or wa_session_research_flags per flag type (unchanged from Extraction Instruction)</w:t>
+            </w:r>
+          </w:p>
+        </w:tc>
+      </w:tr>
+      <w:tr>
+        <w:tc>
+          <w:tcPr>
+            <w:tcW w:w="3200" w:type="dxa"/>
+            <w:shd w:val="clear" w:color="auto" w:fill="F5F5F5"/>
+            <w:tcMar>
+              <w:top w:w="80" w:type="dxa"/>
+              <w:left w:w="120" w:type="dxa"/>
+              <w:bottom w:w="80" w:type="dxa"/>
+              <w:right w:w="120" w:type="dxa"/>
+            </w:tcMar>
+          </w:tcPr>
+          <w:p>
+            <w:r>
+              <w:rPr>
+                <w:rFonts w:ascii="Arial" w:cs="Arial" w:hAnsi="Arial"/>
+                <w:sz w:val="20"/>
+              </w:rPr>
+              <w:t>session_d_pointers — all fields</w:t>
+            </w:r>
+          </w:p>
+        </w:tc>
+        <w:tc>
+          <w:tcPr>
+            <w:tcW w:w="6160" w:type="dxa"/>
+            <w:shd w:val="clear" w:color="auto" w:fill="FFFFFF"/>
+            <w:tcMar>
+              <w:top w:w="80" w:type="dxa"/>
+              <w:left w:w="120" w:type="dxa"/>
+              <w:bottom w:w="80" w:type="dxa"/>
+              <w:right w:w="120" w:type="dxa"/>
+            </w:tcMar>
+          </w:tcPr>
+          <w:p>
+            <w:r>
+              <w:rPr>
+                <w:rFonts w:ascii="Arial" w:cs="Arial" w:hAnsi="Arial"/>
+                <w:sz w:val="20"/>
+              </w:rPr>
+              <w:t>wa_session_research_flags with flag_code SD_POINTER (unchanged from Extraction Instruction)</w:t>
+            </w:r>
+          </w:p>
+        </w:tc>
+      </w:tr>
+    </w:tbl>
+    <w:p>
+      <w:r>
+        <w:rPr>
+          <w:rFonts w:ascii="Arial" w:cs="Arial" w:hAnsi="Arial"/>
+          <w:sz w:val="22"/>
+        </w:rPr>
+        <w:t/>
+      </w:r>
+    </w:p>
+    <w:p>
+      <w:pPr>
+        <w:pStyle w:val="Heading2"/>
+        <w:spacing w:before="240" w:after="100"/>
+        <w:outlineLvl w:val="1"/>
+      </w:pPr>
+      <w:r>
+        <w:rPr>
+          <w:rFonts w:ascii="Arial" w:cs="Arial" w:hAnsi="Arial"/>
+          <w:b/>
+          <w:color w:val="2E4A7A"/>
+          <w:sz w:val="28"/>
+          <w:szCs w:val="28"/>
+        </w:rPr>
+        <w:t>8.7 Validation</w:t>
+      </w:r>
+    </w:p>
+    <w:tbl>
+      <w:tblPr>
+        <w:tblW w:w="9360" w:type="dxa"/>
+        <w:tblBorders>
+          <w:top w:val="single" w:sz="1" w:color="F4F4F4"/>
+          <w:left w:val="single" w:sz="1" w:color="F4F4F4"/>
+          <w:bottom w:val="single" w:sz="1" w:color="F4F4F4"/>
+          <w:right w:val="single" w:sz="1" w:color="F4F4F4"/>
+          <w:insideH w:val="single" w:sz="1" w:color="F4F4F4"/>
+          <w:insideV w:val="single" w:sz="1" w:color="F4F4F4"/>
+        </w:tblBorders>
+      </w:tblPr>
+      <w:tblGrid>
+        <w:gridCol w:w="9360"/>
+      </w:tblGrid>
+      <w:tr>
+        <w:tc>
+          <w:tcPr>
+            <w:tcW w:w="9360" w:type="dxa"/>
+            <w:shd w:val="clear" w:color="auto" w:fill="E8F4FD"/>
+            <w:tcMar>
+              <w:top w:w="120" w:type="dxa"/>
+              <w:left w:w="180" w:type="dxa"/>
+              <w:bottom w:w="120" w:type="dxa"/>
+              <w:right w:w="180" w:type="dxa"/>
+            </w:tcMar>
+          </w:tcPr>
+          <w:p>
+            <w:r>
+              <w:rPr>
+                <w:rFonts w:ascii="Courier New" w:cs="Courier New" w:hAnsi="Courier New"/>
+                <w:sz w:val="18"/>
+                <w:szCs w:val="18"/>
+              </w:rPr>
+              <w:t xml:space="preserve">-- Confirm new columns on wa_term_inventory
+SELECT evidential_status, retention_note FROM wa_term_inventory LIMIT 1;
+-- Confirm new columns on word_registry
+SELECT sb_classification, sb_classification_reasoning, carry_forward FROM word_registry LIMIT 1;
+-- Confirm new tables
+SELECT name FROM sqlite_master WHERE type='table'
+AND name IN ('wa_session_b_dimensions','wa_session_b_findings');
+-- Expected: both names returned</w:t>
+            </w:r>
+          </w:p>
+        </w:tc>
+      </w:tr>
+    </w:tbl>
+    <w:p>
+      <w:r>
+        <w:rPr>
+          <w:rFonts w:ascii="Arial" w:cs="Arial" w:hAnsi="Arial"/>
+          <w:sz w:val="22"/>
+        </w:rPr>
+        <w:t/>
+      </w:r>
+    </w:p>
+    <w:p>
+      <w:pPr>
+        <w:pStyle w:val="Heading2"/>
+        <w:spacing w:before="240" w:after="100"/>
+        <w:outlineLvl w:val="1"/>
+      </w:pPr>
+      <w:r>
+        <w:rPr>
+          <w:rFonts w:ascii="Arial" w:cs="Arial" w:hAnsi="Arial"/>
+          <w:b/>
+          <w:color w:val="2E4A7A"/>
+          <w:sz w:val="28"/>
+          <w:szCs w:val="28"/>
+        </w:rPr>
+        <w:t>8.8 Updated Task Sequence</w:t>
+      </w:r>
+    </w:p>
+    <w:p>
+      <w:r>
+        <w:rPr>
+          <w:rFonts w:ascii="Arial" w:cs="Arial" w:hAnsi="Arial"/>
+          <w:sz w:val="22"/>
+          <w:szCs w:val="22"/>
+        </w:rPr>
+        <w:t xml:space="preserve">Task 8 must be completed before any Session B JSON extraction patch can be applied. The updated dependency order is: Task 1 → Task 2 → Task 3 → Task 8 → Task 4 (clustering) → Task 5 (zero-term) → Task 6 (PATCH_SPEC). First Session B extraction can run after Tasks 1, 2, 3, and 8 are complete.</w:t>
+      </w:r>
+    </w:p>
+    <w:p>
+      <w:r>
+        <w:rPr>
+          <w:rFonts w:ascii="Arial" w:cs="Arial" w:hAnsi="Arial"/>
+          <w:sz w:val="22"/>
+        </w:rPr>
+        <w:t/>
       </w:r>
     </w:p>
     <w:p>
